--- a/enonces/par_module/ENU_enonces.docx
+++ b/enonces/par_module/ENU_enonces.docx
@@ -5952,7 +5952,7 @@
         <w:szCs w:val="18"/>
         <w:color w:val="595959"/>
       </w:rPr>
-      <w:t xml:space="preserve">ENU_enonces </w:t>
+      <w:t xml:space="preserve">ENU </w:t>
     </w:r>
     <w:r>
       <w:fldChar w:fldCharType="begin"/>
@@ -5987,7 +5987,7 @@
       <w:fldChar w:fldCharType="separate"/>
     </w:r>
     <w:r>
-      <w:t>9</w:t>
+      <w:t>10</w:t>
     </w:r>
     <w:r>
       <w:fldChar w:fldCharType="end"/>
